--- a/templates/laporan-informasi.docx
+++ b/templates/laporan-informasi.docx
@@ -1050,301 +1050,20 @@
     </w:p>
     <w:p>
       <w:pPr>
-        <w:keepNext w:val="0"/>
-        <w:keepLines w:val="0"/>
-        <w:pageBreakBefore w:val="0"/>
-        <w:widowControl w:val="1"/>
-        <w:pBdr>
-          <w:top w:space="0" w:sz="0" w:val="nil"/>
-          <w:left w:space="0" w:sz="0" w:val="nil"/>
-          <w:bottom w:space="0" w:sz="0" w:val="nil"/>
-          <w:right w:space="0" w:sz="0" w:val="nil"/>
-          <w:between w:space="0" w:sz="0" w:val="nil"/>
-        </w:pBdr>
-        <w:shd w:fill="auto" w:val="clear"/>
-        <w:tabs>
-          <w:tab w:val="center" w:leader="none" w:pos="4320"/>
-          <w:tab w:val="right" w:leader="none" w:pos="8640"/>
-        </w:tabs>
-        <w:spacing w:after="0" w:before="0" w:line="240" w:lineRule="auto"/>
-        <w:ind w:left="1418" w:right="0" w:hanging="720"/>
         <w:jc w:val="both"/>
         <w:rPr>
-          <w:rFonts w:ascii="Calibri" w:cs="Calibri" w:eastAsia="Calibri" w:hAnsi="Calibri"/>
-        </w:rPr>
-      </w:pPr>
-      <w:r>
-        <w:rPr>
-          <w:rFonts w:ascii="Calibri" w:cs="Calibri" w:eastAsia="Calibri" w:hAnsi="Calibri"/>
-          <w:b w:val="0"/>
-          <w:bCs w:val="0"/>
-          <w:i w:val="0"/>
-          <w:iCs w:val="0"/>
-          <w:smallCaps w:val="0"/>
-          <w:strike w:val="0"/>
-          <w:color w:val="000000"/>
-          <w:sz w:val="24"/>
-          <w:szCs w:val="24"/>
-          <w:u w:val="none"/>
-          <w:shd w:fill="auto" w:val="clear"/>
-          <w:vertAlign w:val="baseline"/>
-          <w:rtl w:val="0"/>
-        </w:rPr>
-        <w:t xml:space="preserve">A. </w:t>
-        <w:tab/>
-      </w:r>
-      <w:r>
-        <w:rPr>
-          <w:rFonts w:ascii="Calibri" w:cs="Calibri" w:eastAsia="Calibri" w:hAnsi="Calibri"/>
-          <w:rtl w:val="0"/>
-        </w:rPr>
-        <w:t xml:space="preserve">{{A}}</w:t>
-      </w:r>
-    </w:p>
-    <w:p>
-      <w:pPr>
-        <w:keepNext w:val="0"/>
-        <w:keepLines w:val="0"/>
-        <w:pageBreakBefore w:val="0"/>
-        <w:widowControl w:val="1"/>
-        <w:pBdr>
-          <w:top w:space="0" w:sz="0" w:val="nil"/>
-          <w:left w:space="0" w:sz="0" w:val="nil"/>
-          <w:bottom w:space="0" w:sz="0" w:val="nil"/>
-          <w:right w:space="0" w:sz="0" w:val="nil"/>
-          <w:between w:space="0" w:sz="0" w:val="nil"/>
-        </w:pBdr>
-        <w:shd w:fill="auto" w:val="clear"/>
-        <w:tabs>
-          <w:tab w:val="center" w:leader="none" w:pos="4320"/>
-          <w:tab w:val="right" w:leader="none" w:pos="8640"/>
-        </w:tabs>
-        <w:spacing w:after="0" w:before="0" w:line="240" w:lineRule="auto"/>
-        <w:ind w:left="1418" w:right="0" w:hanging="720"/>
-        <w:jc w:val="both"/>
-        <w:rPr>
-          <w:rFonts w:ascii="Calibri" w:cs="Calibri" w:eastAsia="Calibri" w:hAnsi="Calibri"/>
-        </w:rPr>
-      </w:pPr>
-      <w:r>
-        <w:rPr>
-          <w:rtl w:val="0"/>
-        </w:rPr>
-      </w:r>
-    </w:p>
-    <w:p>
-      <w:pPr>
-        <w:keepNext w:val="0"/>
-        <w:keepLines w:val="0"/>
-        <w:pageBreakBefore w:val="0"/>
-        <w:widowControl w:val="1"/>
-        <w:pBdr>
-          <w:top w:space="0" w:sz="0" w:val="nil"/>
-          <w:left w:space="0" w:sz="0" w:val="nil"/>
-          <w:bottom w:space="0" w:sz="0" w:val="nil"/>
-          <w:right w:space="0" w:sz="0" w:val="nil"/>
-          <w:between w:space="0" w:sz="0" w:val="nil"/>
-        </w:pBdr>
-        <w:shd w:fill="auto" w:val="clear"/>
-        <w:tabs>
-          <w:tab w:val="center" w:leader="none" w:pos="4320"/>
-          <w:tab w:val="right" w:leader="none" w:pos="8640"/>
-        </w:tabs>
-        <w:spacing w:after="0" w:before="0" w:line="240" w:lineRule="auto"/>
-        <w:ind w:left="1418" w:right="0" w:hanging="720"/>
-        <w:jc w:val="both"/>
-        <w:rPr>
-          <w:rFonts w:ascii="Calibri" w:cs="Calibri" w:eastAsia="Calibri" w:hAnsi="Calibri"/>
-        </w:rPr>
-      </w:pPr>
-      <w:r>
-        <w:rPr>
-          <w:rFonts w:ascii="Calibri" w:cs="Calibri" w:eastAsia="Calibri" w:hAnsi="Calibri"/>
-          <w:b w:val="0"/>
-          <w:bCs w:val="0"/>
-          <w:i w:val="0"/>
-          <w:iCs w:val="0"/>
-          <w:smallCaps w:val="0"/>
-          <w:strike w:val="0"/>
-          <w:color w:val="000000"/>
-          <w:sz w:val="24"/>
-          <w:szCs w:val="24"/>
-          <w:u w:val="none"/>
-          <w:shd w:fill="auto" w:val="clear"/>
-          <w:vertAlign w:val="baseline"/>
-          <w:rtl w:val="0"/>
-        </w:rPr>
-        <w:t xml:space="preserve">B. </w:t>
-        <w:tab/>
-      </w:r>
-      <w:r>
-        <w:rPr>
-          <w:rFonts w:ascii="Calibri" w:cs="Calibri" w:eastAsia="Calibri" w:hAnsi="Calibri"/>
-          <w:rtl w:val="0"/>
-        </w:rPr>
-        <w:t xml:space="preserve">{{B}}</w:t>
-      </w:r>
-    </w:p>
-    <w:p>
-      <w:pPr>
-        <w:keepNext w:val="0"/>
-        <w:keepLines w:val="0"/>
-        <w:pageBreakBefore w:val="0"/>
-        <w:widowControl w:val="1"/>
-        <w:pBdr>
-          <w:top w:space="0" w:sz="0" w:val="nil"/>
-          <w:left w:space="0" w:sz="0" w:val="nil"/>
-          <w:bottom w:space="0" w:sz="0" w:val="nil"/>
-          <w:right w:space="0" w:sz="0" w:val="nil"/>
-          <w:between w:space="0" w:sz="0" w:val="nil"/>
-        </w:pBdr>
-        <w:shd w:fill="auto" w:val="clear"/>
-        <w:tabs>
-          <w:tab w:val="center" w:leader="none" w:pos="4320"/>
-          <w:tab w:val="right" w:leader="none" w:pos="8640"/>
-        </w:tabs>
-        <w:spacing w:after="0" w:before="0" w:line="240" w:lineRule="auto"/>
-        <w:ind w:left="0" w:right="0" w:firstLine="0"/>
-        <w:jc w:val="both"/>
-        <w:rPr>
-          <w:rFonts w:ascii="Calibri" w:cs="Calibri" w:eastAsia="Calibri" w:hAnsi="Calibri"/>
-          <w:b w:val="0"/>
-          <w:bCs w:val="0"/>
-          <w:i w:val="0"/>
-          <w:iCs w:val="0"/>
-          <w:smallCaps w:val="0"/>
-          <w:strike w:val="0"/>
-          <w:color w:val="000000"/>
-          <w:sz w:val="24"/>
-          <w:szCs w:val="24"/>
-          <w:u w:val="none"/>
-          <w:shd w:fill="auto" w:val="clear"/>
-          <w:vertAlign w:val="baseline"/>
-        </w:rPr>
-      </w:pPr>
-      <w:r>
-        <w:rPr>
-          <w:rtl w:val="0"/>
-        </w:rPr>
-      </w:r>
-    </w:p>
-    <w:p>
-      <w:pPr>
-        <w:keepNext w:val="0"/>
-        <w:keepLines w:val="0"/>
-        <w:pageBreakBefore w:val="0"/>
-        <w:widowControl w:val="1"/>
-        <w:pBdr>
-          <w:top w:space="0" w:sz="0" w:val="nil"/>
-          <w:left w:space="0" w:sz="0" w:val="nil"/>
-          <w:bottom w:space="0" w:sz="0" w:val="nil"/>
-          <w:right w:space="0" w:sz="0" w:val="nil"/>
-          <w:between w:space="0" w:sz="0" w:val="nil"/>
-        </w:pBdr>
-        <w:shd w:fill="auto" w:val="clear"/>
-        <w:tabs>
-          <w:tab w:val="center" w:leader="none" w:pos="4320"/>
-          <w:tab w:val="right" w:leader="none" w:pos="8640"/>
-        </w:tabs>
-        <w:spacing w:after="0" w:before="0" w:line="240" w:lineRule="auto"/>
-        <w:ind w:left="1418" w:right="0" w:hanging="720"/>
-        <w:jc w:val="both"/>
-        <w:rPr>
-          <w:rFonts w:ascii="Calibri" w:cs="Calibri" w:eastAsia="Calibri" w:hAnsi="Calibri"/>
-        </w:rPr>
-      </w:pPr>
-      <w:r>
-        <w:rPr>
-          <w:rFonts w:ascii="Calibri" w:cs="Calibri" w:eastAsia="Calibri" w:hAnsi="Calibri"/>
-          <w:b w:val="0"/>
-          <w:bCs w:val="0"/>
-          <w:i w:val="0"/>
-          <w:iCs w:val="0"/>
-          <w:smallCaps w:val="0"/>
-          <w:strike w:val="0"/>
-          <w:color w:val="000000"/>
-          <w:sz w:val="24"/>
-          <w:szCs w:val="24"/>
-          <w:u w:val="none"/>
-          <w:shd w:fill="auto" w:val="clear"/>
-          <w:vertAlign w:val="baseline"/>
-          <w:rtl w:val="0"/>
-        </w:rPr>
-        <w:t xml:space="preserve">C. </w:t>
-        <w:tab/>
-      </w:r>
-      <w:r>
-        <w:rPr>
-          <w:rFonts w:ascii="Calibri" w:cs="Calibri" w:eastAsia="Calibri" w:hAnsi="Calibri"/>
-          <w:rtl w:val="0"/>
-        </w:rPr>
-        <w:t xml:space="preserve">{{C}}</w:t>
-      </w:r>
-    </w:p>
-    <w:p>
-      <w:pPr>
-        <w:keepNext w:val="0"/>
-        <w:keepLines w:val="0"/>
-        <w:pageBreakBefore w:val="0"/>
-        <w:widowControl w:val="1"/>
-        <w:pBdr>
-          <w:top w:space="0" w:sz="0" w:val="nil"/>
-          <w:left w:space="0" w:sz="0" w:val="nil"/>
-          <w:bottom w:space="0" w:sz="0" w:val="nil"/>
-          <w:right w:space="0" w:sz="0" w:val="nil"/>
-          <w:between w:space="0" w:sz="0" w:val="nil"/>
-        </w:pBdr>
-        <w:shd w:fill="auto" w:val="clear"/>
-        <w:tabs>
-          <w:tab w:val="center" w:leader="none" w:pos="4320"/>
-          <w:tab w:val="right" w:leader="none" w:pos="8640"/>
-        </w:tabs>
-        <w:spacing w:after="0" w:before="0" w:line="240" w:lineRule="auto"/>
-        <w:ind w:left="1418" w:right="0" w:hanging="720"/>
-        <w:jc w:val="both"/>
-        <w:rPr>
-          <w:rFonts w:ascii="Calibri" w:cs="Calibri" w:eastAsia="Calibri" w:hAnsi="Calibri"/>
-        </w:rPr>
-      </w:pPr>
-      <w:r>
-        <w:rPr>
-          <w:rtl w:val="0"/>
-        </w:rPr>
-      </w:r>
-    </w:p>
-    <w:p>
-      <w:pPr>
-        <w:keepNext w:val="0"/>
-        <w:keepLines w:val="0"/>
-        <w:pageBreakBefore w:val="0"/>
-        <w:widowControl w:val="1"/>
-        <w:pBdr>
-          <w:top w:space="0" w:sz="0" w:val="nil"/>
-          <w:left w:space="0" w:sz="0" w:val="nil"/>
-          <w:bottom w:space="0" w:sz="0" w:val="nil"/>
-          <w:right w:space="0" w:sz="0" w:val="nil"/>
-          <w:between w:space="0" w:sz="0" w:val="nil"/>
-        </w:pBdr>
-        <w:shd w:fill="auto" w:val="clear"/>
-        <w:tabs>
-          <w:tab w:val="center" w:leader="none" w:pos="4320"/>
-          <w:tab w:val="right" w:leader="none" w:pos="8640"/>
-        </w:tabs>
-        <w:spacing w:after="0" w:before="0" w:line="240" w:lineRule="auto"/>
-        <w:ind w:left="1418" w:right="0" w:hanging="720"/>
-        <w:jc w:val="both"/>
-        <w:rPr>
-          <w:rFonts w:ascii="Calibri" w:cs="Calibri" w:eastAsia="Calibri" w:hAnsi="Calibri"/>
-        </w:rPr>
-      </w:pPr>
-      <w:r>
-        <w:rPr>
-          <w:rFonts w:ascii="Calibri" w:cs="Calibri" w:eastAsia="Calibri" w:hAnsi="Calibri"/>
-          <w:rtl w:val="0"/>
-        </w:rPr>
-        <w:t xml:space="preserve">D.</w:t>
-        <w:tab/>
-        <w:t xml:space="preserve">{{D}}</w:t>
+          <w:rFonts w:ascii="Calibri" w:hAnsi="Calibri"/>
+          <w:sz w:val="23"/>
+          <w:szCs w:val="23"/>
+        </w:rPr>
+      </w:pPr>
+      <w:r>
+        <w:rPr>
+          <w:rFonts w:ascii="Calibri" w:hAnsi="Calibri"/>
+          <w:sz w:val="23"/>
+          <w:szCs w:val="23"/>
+        </w:rPr>
+        <w:t>{{@isi_laporan}}</w:t>
       </w:r>
     </w:p>
     <w:p>

--- a/templates/laporan-informasi.docx
+++ b/templates/laporan-informasi.docx
@@ -1889,6 +1889,26 @@
             </w:drawing>
           </mc:Fallback>
         </mc:AlternateContent>
+      </w:r>
+    </w:p>
+    <w:p>
+      <w:pPr>
+        <w:ind w:left="6096" w:firstLine="0"/>
+        <w:jc w:val="center"/>
+        <w:rPr>
+          <w:rFonts w:ascii="Calibri" w:cs="Calibri" w:eastAsia="Calibri" w:hAnsi="Calibri"/>
+          <w:b w:val="1"/>
+          <w:bCs w:val="1"/>
+        </w:rPr>
+      </w:pPr>
+      <w:r>
+        <w:rPr>
+          <w:rFonts w:ascii="Calibri" w:cs="Calibri" w:eastAsia="Calibri" w:hAnsi="Calibri"/>
+          <w:b w:val="1"/>
+          <w:bCs w:val="1"/>
+          <w:rtl w:val="0"/>
+        </w:rPr>
+        <w:t>LI Cengli</w:t>
       </w:r>
     </w:p>
     <w:p>

--- a/templates/laporan-informasi.docx
+++ b/templates/laporan-informasi.docx
@@ -1908,7 +1908,7 @@
           <w:bCs w:val="1"/>
           <w:rtl w:val="0"/>
         </w:rPr>
-        <w:t>LI Cengli</w:t>
+        <w:t/>
       </w:r>
     </w:p>
     <w:p>
@@ -2200,7 +2200,7 @@
           <w:iCs w:val="1"/>
           <w:rtl w:val="0"/>
         </w:rPr>
-        <w:t xml:space="preserve">Li_TBLG</w:t>
+        <w:t xml:space="preserve">LI Cengli</w:t>
       </w:r>
     </w:p>
     <w:p>
